--- a/testakten/sozialrecht-teilhabeassistenz-autismus-berufsschule-regensburg/05_schulprotokoll_raumwechsel_2026-06-13.docx
+++ b/testakten/sozialrecht-teilhabeassistenz-autismus-berufsschule-regensburg/05_schulprotokoll_raumwechsel_2026-06-13.docx
@@ -457,7 +457,7 @@
         <w:color w:val="5C6569"/>
         <w:sz w:val="14"/>
       </w:rPr>
-      <w:t>Telefon 0941 507-3050 · sekretariat@bs2-regensburg.example</w:t>
+      <w:t>Telefon 0941 507-3050 · sekretariat@bs2-regensburg.de</w:t>
     </w:r>
   </w:p>
   <w:p>
